--- a/metaanalysis/paper/split/03_tables.docx
+++ b/metaanalysis/paper/split/03_tables.docx
@@ -455,7 +455,7 @@
                 <w:rFonts w:ascii="Times New Roman" w:hAnsi="Times New Roman" w:eastAsia="Times New Roman"/>
                 <w:sz w:val="16"/>
               </w:rPr>
-              <w:t>Inc</w:t>
+              <w:t>Inc-pri</w:t>
             </w:r>
           </w:p>
         </w:tc>
@@ -661,7 +661,7 @@
                 <w:rFonts w:ascii="Times New Roman" w:hAnsi="Times New Roman" w:eastAsia="Times New Roman"/>
                 <w:sz w:val="16"/>
               </w:rPr>
-              <w:t>Inc</w:t>
+              <w:t>Inc-pri</w:t>
             </w:r>
           </w:p>
         </w:tc>
@@ -867,7 +867,7 @@
                 <w:rFonts w:ascii="Times New Roman" w:hAnsi="Times New Roman" w:eastAsia="Times New Roman"/>
                 <w:sz w:val="16"/>
               </w:rPr>
-              <w:t>Exc-pri</w:t>
+              <w:t>Inc-sec</w:t>
             </w:r>
           </w:p>
         </w:tc>
@@ -1073,7 +1073,7 @@
                 <w:rFonts w:ascii="Times New Roman" w:hAnsi="Times New Roman" w:eastAsia="Times New Roman"/>
                 <w:sz w:val="16"/>
               </w:rPr>
-              <w:t>Exc-pri</w:t>
+              <w:t>Inc-sec</w:t>
             </w:r>
           </w:p>
         </w:tc>
@@ -1485,7 +1485,7 @@
                 <w:rFonts w:ascii="Times New Roman" w:hAnsi="Times New Roman" w:eastAsia="Times New Roman"/>
                 <w:sz w:val="16"/>
               </w:rPr>
-              <w:t>Exc-pri</w:t>
+              <w:t>Inc-sec</w:t>
             </w:r>
           </w:p>
         </w:tc>
@@ -1691,7 +1691,7 @@
                 <w:rFonts w:ascii="Times New Roman" w:hAnsi="Times New Roman" w:eastAsia="Times New Roman"/>
                 <w:sz w:val="16"/>
               </w:rPr>
-              <w:t>Exc-pri</w:t>
+              <w:t>Inc-sec</w:t>
             </w:r>
           </w:p>
         </w:tc>
@@ -1897,7 +1897,7 @@
                 <w:rFonts w:ascii="Times New Roman" w:hAnsi="Times New Roman" w:eastAsia="Times New Roman"/>
                 <w:sz w:val="16"/>
               </w:rPr>
-              <w:t>Exc-pri</w:t>
+              <w:t>Inc-sec</w:t>
             </w:r>
           </w:p>
         </w:tc>
@@ -2515,7 +2515,7 @@
                 <w:rFonts w:ascii="Times New Roman" w:hAnsi="Times New Roman" w:eastAsia="Times New Roman"/>
                 <w:sz w:val="16"/>
               </w:rPr>
-              <w:t>Exc-pri</w:t>
+              <w:t>Inc-sec</w:t>
             </w:r>
           </w:p>
         </w:tc>
@@ -2721,7 +2721,7 @@
                 <w:rFonts w:ascii="Times New Roman" w:hAnsi="Times New Roman" w:eastAsia="Times New Roman"/>
                 <w:sz w:val="16"/>
               </w:rPr>
-              <w:t>Exc-pri</w:t>
+              <w:t>Inc-sec</w:t>
             </w:r>
           </w:p>
         </w:tc>
@@ -2927,7 +2927,7 @@
                 <w:rFonts w:ascii="Times New Roman" w:hAnsi="Times New Roman" w:eastAsia="Times New Roman"/>
                 <w:sz w:val="16"/>
               </w:rPr>
-              <w:t>Exc-pri</w:t>
+              <w:t>Inc-sec</w:t>
             </w:r>
           </w:p>
         </w:tc>
@@ -3133,7 +3133,7 @@
                 <w:rFonts w:ascii="Times New Roman" w:hAnsi="Times New Roman" w:eastAsia="Times New Roman"/>
                 <w:sz w:val="16"/>
               </w:rPr>
-              <w:t>Inc*</w:t>
+              <w:t>Inc-pri*</w:t>
             </w:r>
           </w:p>
         </w:tc>
@@ -3545,7 +3545,7 @@
                 <w:rFonts w:ascii="Times New Roman" w:hAnsi="Times New Roman" w:eastAsia="Times New Roman"/>
                 <w:sz w:val="16"/>
               </w:rPr>
-              <w:t>include_secondary</w:t>
+              <w:t>Inc-sec</w:t>
             </w:r>
           </w:p>
         </w:tc>
@@ -3751,7 +3751,7 @@
                 <w:rFonts w:ascii="Times New Roman" w:hAnsi="Times New Roman" w:eastAsia="Times New Roman"/>
                 <w:sz w:val="16"/>
               </w:rPr>
-              <w:t>Exc-pri</w:t>
+              <w:t>Inc-sec</w:t>
             </w:r>
           </w:p>
         </w:tc>
@@ -3957,7 +3957,7 @@
                 <w:rFonts w:ascii="Times New Roman" w:hAnsi="Times New Roman" w:eastAsia="Times New Roman"/>
                 <w:sz w:val="16"/>
               </w:rPr>
-              <w:t>Exc-pri</w:t>
+              <w:t>Inc-sec</w:t>
             </w:r>
           </w:p>
         </w:tc>
@@ -4163,7 +4163,7 @@
                 <w:rFonts w:ascii="Times New Roman" w:hAnsi="Times New Roman" w:eastAsia="Times New Roman"/>
                 <w:sz w:val="16"/>
               </w:rPr>
-              <w:t>Exc-pri</w:t>
+              <w:t>Inc-sec</w:t>
             </w:r>
           </w:p>
         </w:tc>
@@ -4369,7 +4369,7 @@
                 <w:rFonts w:ascii="Times New Roman" w:hAnsi="Times New Roman" w:eastAsia="Times New Roman"/>
                 <w:sz w:val="16"/>
               </w:rPr>
-              <w:t>Exc-pri</w:t>
+              <w:t>Inc-sec</w:t>
             </w:r>
           </w:p>
         </w:tc>
@@ -4575,7 +4575,7 @@
                 <w:rFonts w:ascii="Times New Roman" w:hAnsi="Times New Roman" w:eastAsia="Times New Roman"/>
                 <w:sz w:val="16"/>
               </w:rPr>
-              <w:t>Inc*</w:t>
+              <w:t>Inc-pri*</w:t>
             </w:r>
           </w:p>
         </w:tc>
@@ -4781,7 +4781,7 @@
                 <w:rFonts w:ascii="Times New Roman" w:hAnsi="Times New Roman" w:eastAsia="Times New Roman"/>
                 <w:sz w:val="16"/>
               </w:rPr>
-              <w:t>Inc</w:t>
+              <w:t>Inc-pri</w:t>
             </w:r>
           </w:p>
         </w:tc>
@@ -5399,7 +5399,7 @@
                 <w:rFonts w:ascii="Times New Roman" w:hAnsi="Times New Roman" w:eastAsia="Times New Roman"/>
                 <w:sz w:val="16"/>
               </w:rPr>
-              <w:t>Inc*</w:t>
+              <w:t>Inc-pri*</w:t>
             </w:r>
           </w:p>
         </w:tc>
@@ -5811,7 +5811,7 @@
                 <w:rFonts w:ascii="Times New Roman" w:hAnsi="Times New Roman" w:eastAsia="Times New Roman"/>
                 <w:sz w:val="16"/>
               </w:rPr>
-              <w:t>Inc</w:t>
+              <w:t>Inc-pri</w:t>
             </w:r>
           </w:p>
         </w:tc>
@@ -6017,7 +6017,7 @@
                 <w:rFonts w:ascii="Times New Roman" w:hAnsi="Times New Roman" w:eastAsia="Times New Roman"/>
                 <w:sz w:val="16"/>
               </w:rPr>
-              <w:t>Inc</w:t>
+              <w:t>Inc-pri</w:t>
             </w:r>
           </w:p>
         </w:tc>
@@ -6223,7 +6223,7 @@
                 <w:rFonts w:ascii="Times New Roman" w:hAnsi="Times New Roman" w:eastAsia="Times New Roman"/>
                 <w:sz w:val="16"/>
               </w:rPr>
-              <w:t>Inc*</w:t>
+              <w:t>Inc-pri*</w:t>
             </w:r>
           </w:p>
         </w:tc>
@@ -6429,7 +6429,7 @@
                 <w:rFonts w:ascii="Times New Roman" w:hAnsi="Times New Roman" w:eastAsia="Times New Roman"/>
                 <w:sz w:val="16"/>
               </w:rPr>
-              <w:t>Inc</w:t>
+              <w:t>Inc-pri</w:t>
             </w:r>
           </w:p>
         </w:tc>
@@ -6635,7 +6635,7 @@
                 <w:rFonts w:ascii="Times New Roman" w:hAnsi="Times New Roman" w:eastAsia="Times New Roman"/>
                 <w:sz w:val="16"/>
               </w:rPr>
-              <w:t>Inc*</w:t>
+              <w:t>Inc-pri*</w:t>
             </w:r>
           </w:p>
         </w:tc>
@@ -6682,7 +6682,37 @@
           <w:rFonts w:ascii="Times New Roman" w:hAnsi="Times New Roman" w:eastAsia="Times New Roman"/>
           <w:sz w:val="24"/>
         </w:rPr>
-        <w:t xml:space="preserve"> = analytic sample size. Mode (modality): Online = fully online; FtF = face-to-face (excluded at modality screening); Mixed = blended or mode-comparing design; Online* = mode not explicitly specified in the source. Level (education level): UG = undergraduate; Grad = graduate; UG/Grad = mixed undergraduate-graduate; K-12 = elementary through high school; Sec/Post = mixed secondary-postsecondary. Era: pre-COVID ≤ 2019; COVID = 2020–2022; post-COVID ≥ 2023. Region: classified per country of data collection. Instrument: abbreviated personality inventory label. Outcome: abbreviated outcome construct. Inclusion: Inc = included in primary achievement pool; Inc (COI) = included with conflict-of-interest flag; Inc* = included with caveat; Exc-pri = excluded from primary but retained for secondary pool or narrative; Exc-dup = excluded due to sample overlap with another included study; Exc = excluded at eligibility. RoB = aggregate score on the Joanna Briggs Institute 8-item critical appraisal checklist (0–8; higher = lower risk). A-14 Eilam (2009) and A-27 Wu &amp; Yu (2024) are omitted because the former was excluded at the modality screening stage and the latter was not available as a retrievable PDF; both are disclosed in the PRISMA flow. Author-correction notes for studies whose original bibliographic metadata differed from the verified author, year, or country (A-06, A-07, A-08, A-12, A-13, A-16, A-18, A-20) are provided in the OSF project (Supplementary Material).</w:t>
+        <w:t xml:space="preserve"> = analytic sample size. Mode (modality): Online = fully online; FtF = face-to-face (excluded at modality screening); Mixed = blended or mode-comparing design; Online* = mode not explicitly specified in the source. Level (education level): UG = undergraduate; Grad = graduate; UG/Grad = mixed undergraduate-graduate; K-12 = elementary through high school; Sec/Post = mixed secondary-postsecondary. Era: pre-COVID ≤ 2019; COVID = 2020–2022; post-COVID ≥ 2023. Region: classified per country of data collection. Instrument: abbreviated personality inventory label. Outcome: abbreviated outcome construct. Inclusion column groups studies into three tiers: (1) QUANTITATIVE PRIMARY POOL (</w:t>
+      </w:r>
+      <w:r>
+        <w:rPr>
+          <w:rFonts w:ascii="Times New Roman" w:hAnsi="Times New Roman" w:eastAsia="Times New Roman"/>
+          <w:i/>
+          <w:sz w:val="24"/>
+        </w:rPr>
+        <w:t>k</w:t>
+      </w:r>
+      <w:r>
+        <w:rPr>
+          <w:rFonts w:ascii="Times New Roman" w:hAnsi="Times New Roman" w:eastAsia="Times New Roman"/>
+          <w:sz w:val="24"/>
+        </w:rPr>
+        <w:t xml:space="preserve"> = 10) — Inc-pri = included in primary achievement pool with direct r; Inc-pri* = included with caveat (β-converted, partial trait coverage, or conditional outcome proxy); Inc (COI) = included with conflict-of-interest flag (author's own prior study, sensitivity analysis excludes). (2) QUALITATIVE / SECONDARY SYNTHESIS (retained for narrative) — Inc-sec = retained in the systematic review for secondary outcomes (satisfaction, engagement, preference, perception) but no extractable </w:t>
+      </w:r>
+      <w:r>
+        <w:rPr>
+          <w:rFonts w:ascii="Times New Roman" w:hAnsi="Times New Roman" w:eastAsia="Times New Roman"/>
+          <w:i/>
+          <w:sz w:val="24"/>
+        </w:rPr>
+        <w:t>r</w:t>
+      </w:r>
+      <w:r>
+        <w:rPr>
+          <w:rFonts w:ascii="Times New Roman" w:hAnsi="Times New Roman" w:eastAsia="Times New Roman"/>
+          <w:sz w:val="24"/>
+        </w:rPr>
+        <w:t xml:space="preserve"> for the primary achievement pool. (3) EXCLUDED POST-ELIGIBILITY (documented for PRISMA transparency, NOT in synthesis) — Exc = excluded at eligibility (face-to-face modality, or no extractable effect size); Exc-dup = excluded due to sample overlap with an already-included study; — = PDF could not be retrieved. The 31 catalogued studies decompose as: 10 primary + 15 secondary = 25 retained, plus 6 documented post-eligibility exclusions. RoB = aggregate score on the Joanna Briggs Institute 8-item critical appraisal checklist (0–8; higher = lower risk). A-14 Eilam (2009) and A-27 Wu &amp; Yu (2024) are omitted from the table because the former was excluded at the modality screening stage (face-to-face) and the latter was not available as a retrievable PDF; both are disclosed in the PRISMA flow (Figure 1). Author-correction notes for studies whose original bibliographic metadata differed from the verified author, year, or country (A-06, A-07, A-08, A-12, A-13, A-16, A-18, A-20) are provided in the OSF project (Supplementary Material).</w:t>
       </w:r>
     </w:p>
     <w:p>
